--- a/Task 3/Real_World_Dataset_Analysis_Report.docx
+++ b/Task 3/Real_World_Dataset_Analysis_Report.docx
@@ -256,49 +256,12 @@
                 <w:b/>
                 <w:sz w:val="24"/>
               </w:rPr>
-              <w:t>[SUBMISSION DATE]</w:t>
+              <w:t>20 October 2026</w:t>
             </w:r>
           </w:p>
         </w:tc>
       </w:tr>
     </w:tbl>
-    <w:p/>
-    <w:p/>
-    <w:tbl>
-      <w:tblPr>
-        <w:tblStyle w:val="TableGrid"/>
-        <w:tblW w:type="auto" w:w="0"/>
-        <w:tblLook w:firstColumn="1" w:firstRow="1" w:lastColumn="0" w:lastRow="0" w:noHBand="0" w:noVBand="1" w:val="04A0"/>
-      </w:tblPr>
-      <w:tblGrid>
-        <w:gridCol w:w="9412"/>
-      </w:tblGrid>
-      <w:tr>
-        <w:tc>
-          <w:tcPr>
-            <w:tcW w:type="dxa" w:w="9412"/>
-            <w:shd w:val="clear" w:color="auto" w:fill="FDF1E7"/>
-          </w:tcPr>
-          <w:p>
-            <w:r/>
-            <w:r>
-              <w:rPr>
-                <w:b/>
-              </w:rPr>
-              <w:t xml:space="preserve">REPORT TEMPLATE - RESULTS PENDING EXECUTION. </w:t>
-            </w:r>
-            <w:r>
-              <w:t>The structure, methodology and explanations are final. Every place marked [PENDING EXECUTION] is filled automatically with the real numbers, tables and charts when you run the notebook (or python src/analysis.py) and then python src/build_report.py.</w:t>
-            </w:r>
-          </w:p>
-        </w:tc>
-      </w:tr>
-    </w:tbl>
-    <w:p>
-      <w:pPr>
-        <w:spacing w:after="40"/>
-      </w:pPr>
-    </w:p>
     <w:p>
       <w:r>
         <w:br w:type="page"/>
@@ -306,154 +269,162 @@
     </w:p>
     <w:p>
       <w:pPr>
-        <w:pStyle w:val="Heading1"/>
+        <w:pBdr>
+          <w:bottom w:val="single" w:sz="8" w:space="4" w:color="2E75B6"/>
+        </w:pBdr>
+        <w:spacing w:after="240"/>
       </w:pPr>
       <w:r>
-        <w:t>Contents</w:t>
+        <w:rPr>
+          <w:b/>
+          <w:color w:val="1F3864"/>
+          <w:sz w:val="36"/>
+        </w:rPr>
+        <w:t>Table of Contents</w:t>
       </w:r>
     </w:p>
     <w:p>
       <w:pPr>
-        <w:spacing w:after="60"/>
+        <w:spacing w:before="100" w:after="40"/>
       </w:pPr>
       <w:r>
         <w:rPr>
-          <w:b w:val="0"/>
-          <w:i w:val="0"/>
+          <w:b/>
+          <w:color w:val="1F3864"/>
         </w:rPr>
-        <w:t>1.  Project Title and Summary</w:t>
+        <w:t>1. Project Title and Summary</w:t>
       </w:r>
     </w:p>
     <w:p>
       <w:pPr>
-        <w:spacing w:after="60"/>
+        <w:spacing w:before="100" w:after="40"/>
       </w:pPr>
       <w:r>
         <w:rPr>
-          <w:b w:val="0"/>
-          <w:i w:val="0"/>
+          <w:b/>
+          <w:color w:val="1F3864"/>
         </w:rPr>
-        <w:t>2.  Objectives and Problem Statement</w:t>
+        <w:t>2. Objectives and Problem Statement</w:t>
       </w:r>
     </w:p>
     <w:p>
       <w:pPr>
-        <w:spacing w:after="60"/>
+        <w:spacing w:before="100" w:after="40"/>
       </w:pPr>
       <w:r>
         <w:rPr>
-          <w:b w:val="0"/>
-          <w:i w:val="0"/>
+          <w:b/>
+          <w:color w:val="1F3864"/>
         </w:rPr>
-        <w:t>3.  Dataset Source and Description</w:t>
+        <w:t>3. Dataset Source and Description</w:t>
       </w:r>
     </w:p>
     <w:p>
       <w:pPr>
-        <w:spacing w:after="60"/>
+        <w:spacing w:before="100" w:after="40"/>
       </w:pPr>
       <w:r>
         <w:rPr>
-          <w:b w:val="0"/>
-          <w:i w:val="0"/>
+          <w:b/>
+          <w:color w:val="1F3864"/>
         </w:rPr>
-        <w:t>4.  Methodology</w:t>
+        <w:t>4. Methodology</w:t>
       </w:r>
     </w:p>
     <w:p>
       <w:pPr>
-        <w:spacing w:after="60"/>
+        <w:spacing w:before="100" w:after="40"/>
       </w:pPr>
       <w:r>
         <w:rPr>
-          <w:b w:val="0"/>
-          <w:i w:val="0"/>
+          <w:b/>
+          <w:color w:val="1F3864"/>
         </w:rPr>
-        <w:t>5.  Data Cleaning Procedures</w:t>
+        <w:t>5. Data Cleaning Procedures</w:t>
       </w:r>
     </w:p>
     <w:p>
       <w:pPr>
-        <w:spacing w:after="60"/>
+        <w:spacing w:before="100" w:after="40"/>
       </w:pPr>
       <w:r>
         <w:rPr>
-          <w:b w:val="0"/>
-          <w:i w:val="0"/>
+          <w:b/>
+          <w:color w:val="1F3864"/>
         </w:rPr>
-        <w:t>6.  Exploratory Data Analysis Results</w:t>
+        <w:t>6. Exploratory Data Analysis Results</w:t>
       </w:r>
     </w:p>
     <w:p>
       <w:pPr>
-        <w:spacing w:after="60"/>
+        <w:spacing w:before="100" w:after="40"/>
       </w:pPr>
       <w:r>
         <w:rPr>
-          <w:b w:val="0"/>
-          <w:i w:val="0"/>
+          <w:b/>
+          <w:color w:val="1F3864"/>
         </w:rPr>
-        <w:t>7.  Charts and Interpretations</w:t>
+        <w:t>7. Charts and Interpretations</w:t>
       </w:r>
     </w:p>
     <w:p>
       <w:pPr>
-        <w:spacing w:after="60"/>
+        <w:spacing w:before="100" w:after="40"/>
       </w:pPr>
       <w:r>
         <w:rPr>
-          <w:b w:val="0"/>
-          <w:i w:val="0"/>
+          <w:b/>
+          <w:color w:val="1F3864"/>
         </w:rPr>
-        <w:t>8.  Key Findings and Evidence</w:t>
+        <w:t>8. Key Findings and Evidence</w:t>
       </w:r>
     </w:p>
     <w:p>
       <w:pPr>
-        <w:spacing w:after="60"/>
+        <w:spacing w:before="100" w:after="40"/>
       </w:pPr>
       <w:r>
         <w:rPr>
-          <w:b w:val="0"/>
-          <w:i w:val="0"/>
+          <w:b/>
+          <w:color w:val="1F3864"/>
         </w:rPr>
-        <w:t>9.  Business Recommendations</w:t>
+        <w:t>9. Business Recommendations</w:t>
       </w:r>
     </w:p>
     <w:p>
       <w:pPr>
-        <w:spacing w:after="60"/>
+        <w:spacing w:before="100" w:after="40"/>
       </w:pPr>
       <w:r>
         <w:rPr>
-          <w:b w:val="0"/>
-          <w:i w:val="0"/>
+          <w:b/>
+          <w:color w:val="1F3864"/>
         </w:rPr>
-        <w:t>10.  Limitations</w:t>
+        <w:t>10. Limitations</w:t>
       </w:r>
     </w:p>
     <w:p>
       <w:pPr>
-        <w:spacing w:after="60"/>
+        <w:spacing w:before="100" w:after="40"/>
       </w:pPr>
       <w:r>
         <w:rPr>
-          <w:b w:val="0"/>
-          <w:i w:val="0"/>
+          <w:b/>
+          <w:color w:val="1F3864"/>
         </w:rPr>
-        <w:t>11.  Conclusion</w:t>
+        <w:t>11. Conclusion</w:t>
       </w:r>
     </w:p>
     <w:p>
       <w:pPr>
-        <w:spacing w:after="60"/>
+        <w:spacing w:before="100" w:after="40"/>
       </w:pPr>
       <w:r>
         <w:rPr>
-          <w:b w:val="0"/>
-          <w:i w:val="0"/>
+          <w:b/>
+          <w:color w:val="1F3864"/>
         </w:rPr>
-        <w:t>12.  References</w:t>
+        <w:t>12. References</w:t>
       </w:r>
     </w:p>
     <w:p>
